--- a/rapports/2026-06-06/EQ20/EQ20_sup_v2/DR_052101000088/69-97-80-26.docx
+++ b/rapports/2026-06-06/EQ20/EQ20_sup_v2/DR_052101000088/69-97-80-26.docx
@@ -297,7 +297,7 @@
           <w:color w:val="1F6FEB"/>
           <w:sz w:val="22"/>
         </w:rPr>
-        <w:t>⚠ INCOHÉRENCES À CORRIGER (68)</w:t>
+        <w:t>⚠ INCOHÉRENCES À CORRIGER (54)</w:t>
       </w:r>
     </w:p>
     <w:tbl>
@@ -485,7 +485,7 @@
                 <w:i w:val="0"/>
                 <w:sz w:val="17"/>
               </w:rPr>
-              <w:t>Incohérence!!! seulement les écoles gouvermentales paient les cotisations (Gouvernement, communauté, ONG ou organisation humanitaire).</w:t>
+              <w:t>Incohérence ! CHEIKHOU DIAKHABY est âgé de 12 ans et fréquente 1ére année de Secondaire 1 (Moyen) Général , tandis qu'il a débuté l'école à l'âge de 7 ans.</w:t>
             </w:r>
           </w:p>
         </w:tc>
@@ -544,7 +544,7 @@
                 <w:color w:val="16A34A"/>
                 <w:sz w:val="16"/>
               </w:rPr>
-              <w:t>—</w:t>
+              <w:t>s02q15, s02q08</w:t>
             </w:r>
           </w:p>
         </w:tc>
@@ -575,7 +575,7 @@
                 <w:i w:val="0"/>
                 <w:sz w:val="17"/>
               </w:rPr>
-              <w:t>Incohérence!!! seulement les écoles privées paient les frais de scolarité (y compris les frais d'inscription).</w:t>
+              <w:t>Veuillez vérifier les informations renseignées aux questions s02q15, s02q08 ainsi que l'âge de l'individu, et corriger l'incohérence.</w:t>
             </w:r>
           </w:p>
         </w:tc>
@@ -634,7 +634,7 @@
                 <w:color w:val="16A34A"/>
                 <w:sz w:val="16"/>
               </w:rPr>
-              <w:t>—</w:t>
+              <w:t>s01q32, s01q36, s01q38, s04q37_modif, s02q33, s02q34, s01q00b</w:t>
             </w:r>
           </w:p>
         </w:tc>
@@ -665,7 +665,7 @@
                 <w:i w:val="0"/>
                 <w:sz w:val="17"/>
               </w:rPr>
-              <w:t>Incohérence ! CHEIKHOU DIAKHABY est âgé de 12 ans et fréquente 1ére année de Secondaire 1 (Moyen) Général , tandis qu'il a débuté l'école à l'âge de 7 ans.</w:t>
+              <w:t>Peu probable!!! Vu l'âge (12 ans) de CHEIKHOU DIAKHABY ou l'année à laquelle CHEIKHOU DIAKHABY a fréquenté l'école pour la dernière fois (.) le dernier diplome de CHEIKHOU DIAKHABY ne peut être le Certificat d'études primaires (CEP), prière de corriger cette incohérence ou confirmer avec le QG.</w:t>
             </w:r>
           </w:p>
         </w:tc>
@@ -724,7 +724,7 @@
                 <w:color w:val="16A34A"/>
                 <w:sz w:val="16"/>
               </w:rPr>
-              <w:t>s02q15, s02q08</w:t>
+              <w:t>s01q32, s01q36, s01q38, s04q37_modif, s02q33, s02q34, s01q00b</w:t>
             </w:r>
           </w:p>
         </w:tc>
@@ -755,7 +755,7 @@
                 <w:i w:val="0"/>
                 <w:sz w:val="17"/>
               </w:rPr>
-              <w:t>Veuillez vérifier les informations renseignées aux questions s02q15, s02q08 ainsi que l'âge de l'individu, et corriger l'incohérence.</w:t>
+              <w:t>Peu probable!!! Vu l'âge (15 ans) de FANTA CISSE ou l'année à laquelle FANTA CISSE a fréquenté l'école pour la dernière fois (.) le dernier diplome de FANTA CISSE ne peut être le Certificat d'études primaires (CEP), prière de corriger cette incohérence ou confirmer avec le QG.</w:t>
             </w:r>
           </w:p>
         </w:tc>
@@ -845,7 +845,7 @@
                 <w:i w:val="0"/>
                 <w:sz w:val="17"/>
               </w:rPr>
-              <w:t>Peu probable!!! Vu l'âge (12 ans) de CHEIKHOU DIAKHABY ou l'année à laquelle CHEIKHOU DIAKHABY a fréquenté l'école pour la dernière fois (.) le dernier diplome de CHEIKHOU DIAKHABY ne peut être le Certificat d'études primaires (CEP), prière de corriger cette incohérence ou confirmer avec le QG.</w:t>
+              <w:t>Peu probable!!! Vu l'âge (15 ans) de FATOUMATA DANFAKHA ou l'année à laquelle FATOUMATA DANFAKHA a fréquenté l'école pour la dernière fois (.) le dernier diplome de FATOUMATA DANFAKHA ne peut être le Certificat d'études primaires (CEP), prière de corriger cette incohérence ou confirmer avec le QG.</w:t>
             </w:r>
           </w:p>
         </w:tc>
@@ -935,7 +935,7 @@
                 <w:i w:val="0"/>
                 <w:sz w:val="17"/>
               </w:rPr>
-              <w:t>Peu probable!!! Vu l'âge (15 ans) de FANTA CISSE ou l'année à laquelle FANTA CISSE a fréquenté l'école pour la dernière fois (.) le dernier diplome de FANTA CISSE ne peut être le Certificat d'études primaires (CEP), prière de corriger cette incohérence ou confirmer avec le QG.</w:t>
+              <w:t>Peu probable!!! Vu l'âge (15 ans) de SIRA GASSAMA ou l'année à laquelle SIRA GASSAMA a fréquenté l'école pour la dernière fois (.) le dernier diplome de SIRA GASSAMA ne peut être le Certificat d'études primaires (CEP), prière de corriger cette incohérence ou confirmer avec le QG.</w:t>
             </w:r>
           </w:p>
         </w:tc>
@@ -1025,7 +1025,7 @@
                 <w:i w:val="0"/>
                 <w:sz w:val="17"/>
               </w:rPr>
-              <w:t>Peu probable!!! Vu l'âge (15 ans) de FATOUMATA DANFAKHA ou l'année à laquelle FATOUMATA DANFAKHA a fréquenté l'école pour la dernière fois (.) le dernier diplome de FATOUMATA DANFAKHA ne peut être le Certificat d'études primaires (CEP), prière de corriger cette incohérence ou confirmer avec le QG.</w:t>
+              <w:t>Peu probable!!! Vu l'âge (16 ans) de TIGUITA DIAKHABY ou l'année à laquelle TIGUITA DIAKHABY a fréquenté l'école pour la dernière fois (.) le dernier diplome de TIGUITA DIAKHABY ne peut être le Certificat d'études primaires (CEP), prière de corriger cette incohérence ou confirmer avec le QG.</w:t>
             </w:r>
           </w:p>
         </w:tc>
@@ -1115,7 +1115,7 @@
                 <w:i w:val="0"/>
                 <w:sz w:val="17"/>
               </w:rPr>
-              <w:t>Peu probable!!! Vu l'âge (15 ans) de SIRA GASSAMA ou l'année à laquelle SIRA GASSAMA a fréquenté l'école pour la dernière fois (.) le dernier diplome de SIRA GASSAMA ne peut être le Certificat d'études primaires (CEP), prière de corriger cette incohérence ou confirmer avec le QG.</w:t>
+              <w:t>Peu probable!!! Vu l'âge (17 ans) de TIGUITA DIAKITE ou l'année à laquelle TIGUITA DIAKITE a fréquenté l'école pour la dernière fois (.) le dernier diplome de TIGUITA DIAKITE ne peut être le Certificat d'études primaires (CEP), prière de corriger cette incohérence ou confirmer avec le QG.</w:t>
             </w:r>
           </w:p>
         </w:tc>
@@ -1130,10 +1130,10 @@
               <w:rPr>
                 <w:b/>
                 <w:i w:val="0"/>
-                <w:color w:val="DC2626"/>
+                <w:color w:val="EA580C"/>
                 <w:sz w:val="16"/>
               </w:rPr>
-              <w:t>Haute</w:t>
+              <w:t>Moyenne</w:t>
             </w:r>
           </w:p>
         </w:tc>
@@ -1148,7 +1148,7 @@
                 <w:i w:val="0"/>
                 <w:sz w:val="16"/>
               </w:rPr>
-              <w:t>S02</w:t>
+              <w:t>S00</w:t>
               <w:br/>
             </w:r>
             <w:r>
@@ -1158,7 +1158,7 @@
                 <w:color w:val="64748B"/>
                 <w:sz w:val="14"/>
               </w:rPr>
-              <w:t>Éducation</w:t>
+              <w:t>Identification</w:t>
             </w:r>
           </w:p>
         </w:tc>
@@ -1174,7 +1174,7 @@
                 <w:color w:val="16A34A"/>
                 <w:sz w:val="16"/>
               </w:rPr>
-              <w:t>s01q32, s01q36, s01q38, s04q37_modif, s02q33, s02q34, s01q00b</w:t>
+              <w:t>s00q27</w:t>
             </w:r>
           </w:p>
         </w:tc>
@@ -1205,7 +1205,7 @@
                 <w:i w:val="0"/>
                 <w:sz w:val="17"/>
               </w:rPr>
-              <w:t>Peu probable!!! Vu l'âge (16 ans) de TIGUITA DIAKHABY ou l'année à laquelle TIGUITA DIAKHABY a fréquenté l'école pour la dernière fois (.) le dernier diplome de TIGUITA DIAKHABY ne peut être le Certificat d'études primaires (CEP), prière de corriger cette incohérence ou confirmer avec le QG.</w:t>
+              <w:t>Vous avez declaré que le questionnaire est complètement fini mais le questionnaire est en statut partiel, prière de mettre le questionnaire en statut complet s'il est fini.</w:t>
             </w:r>
           </w:p>
         </w:tc>
@@ -1220,10 +1220,10 @@
               <w:rPr>
                 <w:b/>
                 <w:i w:val="0"/>
-                <w:color w:val="DC2626"/>
+                <w:color w:val="EA580C"/>
                 <w:sz w:val="16"/>
               </w:rPr>
-              <w:t>Haute</w:t>
+              <w:t>Moyenne</w:t>
             </w:r>
           </w:p>
         </w:tc>
@@ -1238,7 +1238,7 @@
                 <w:i w:val="0"/>
                 <w:sz w:val="16"/>
               </w:rPr>
-              <w:t>S02</w:t>
+              <w:t>S00</w:t>
               <w:br/>
             </w:r>
             <w:r>
@@ -1248,7 +1248,7 @@
                 <w:color w:val="64748B"/>
                 <w:sz w:val="14"/>
               </w:rPr>
-              <w:t>Éducation</w:t>
+              <w:t>Identification</w:t>
             </w:r>
           </w:p>
         </w:tc>
@@ -1264,7 +1264,7 @@
                 <w:color w:val="16A34A"/>
                 <w:sz w:val="16"/>
               </w:rPr>
-              <w:t>s01q32, s01q36, s01q38, s04q37_modif, s02q33, s02q34, s01q00b</w:t>
+              <w:t>—</w:t>
             </w:r>
           </w:p>
         </w:tc>
@@ -1295,7 +1295,7 @@
                 <w:i w:val="0"/>
                 <w:sz w:val="17"/>
               </w:rPr>
-              <w:t>Peu probable!!! Vu l'âge (17 ans) de TIGUITA DIAKITE ou l'année à laquelle TIGUITA DIAKITE a fréquenté l'école pour la dernière fois (.) le dernier diplome de TIGUITA DIAKITE ne peut être le Certificat d'études primaires (CEP), prière de corriger cette incohérence ou confirmer avec le QG.</w:t>
+              <w:t>L'adresse ou la localisation du ménage doit être bien renseignée, ne doit pas contenir des numéros de téléphone et elle semble courte pour être une adresse.</w:t>
             </w:r>
           </w:p>
         </w:tc>
@@ -1354,7 +1354,7 @@
                 <w:color w:val="16A34A"/>
                 <w:sz w:val="16"/>
               </w:rPr>
-              <w:t>s00q27</w:t>
+              <w:t>—</w:t>
             </w:r>
           </w:p>
         </w:tc>
@@ -1385,7 +1385,7 @@
                 <w:i w:val="0"/>
                 <w:sz w:val="17"/>
               </w:rPr>
-              <w:t>Vous avez declaré que le questionnaire est complètement fini mais le questionnaire est en statut partiel, prière de mettre le questionnaire en statut complet s'il est fini.</w:t>
+              <w:t>Prière de renseigner la bonne adresse.</w:t>
             </w:r>
           </w:p>
         </w:tc>
@@ -1418,7 +1418,7 @@
                 <w:i w:val="0"/>
                 <w:sz w:val="16"/>
               </w:rPr>
-              <w:t>S00</w:t>
+              <w:t>S01</w:t>
               <w:br/>
             </w:r>
             <w:r>
@@ -1428,7 +1428,7 @@
                 <w:color w:val="64748B"/>
                 <w:sz w:val="14"/>
               </w:rPr>
-              <w:t>Identification</w:t>
+              <w:t>Démographie</w:t>
             </w:r>
           </w:p>
         </w:tc>
@@ -1444,7 +1444,7 @@
                 <w:color w:val="16A34A"/>
                 <w:sz w:val="16"/>
               </w:rPr>
-              <w:t>—</w:t>
+              <w:t>s01q16, s01q00b, s01q16_autre</w:t>
             </w:r>
           </w:p>
         </w:tc>
@@ -1475,7 +1475,7 @@
                 <w:i w:val="0"/>
                 <w:sz w:val="17"/>
               </w:rPr>
-              <w:t>L'adresse ou la localisation du ménage doit être bien renseignée, ne doit pas contenir des numéros de téléphone et elle semble courte pour être une adresse.</w:t>
+              <w:t>L'ethni de AWA GASSAMA est DIAKHANKE, prière de bien classer cet ethni qui existe soit dans la liste des ethni ou n'éxiste pas comme ethni.</w:t>
             </w:r>
           </w:p>
         </w:tc>
@@ -1508,7 +1508,7 @@
                 <w:i w:val="0"/>
                 <w:sz w:val="16"/>
               </w:rPr>
-              <w:t>S00</w:t>
+              <w:t>S01</w:t>
               <w:br/>
             </w:r>
             <w:r>
@@ -1518,7 +1518,7 @@
                 <w:color w:val="64748B"/>
                 <w:sz w:val="14"/>
               </w:rPr>
-              <w:t>Identification</w:t>
+              <w:t>Démographie</w:t>
             </w:r>
           </w:p>
         </w:tc>
@@ -1534,7 +1534,7 @@
                 <w:color w:val="16A34A"/>
                 <w:sz w:val="16"/>
               </w:rPr>
-              <w:t>—</w:t>
+              <w:t>s01q16, s01q00b, s01q16_autre</w:t>
             </w:r>
           </w:p>
         </w:tc>
@@ -1565,7 +1565,7 @@
                 <w:i w:val="0"/>
                 <w:sz w:val="17"/>
               </w:rPr>
-              <w:t>Prière de renseigner la bonne adresse.</w:t>
+              <w:t>L'ethni de BINTOU DIAKHABY est DIAKHANKE, prière de bien classer cet ethni qui existe soit dans la liste des ethni ou n'éxiste pas comme ethni.</w:t>
             </w:r>
           </w:p>
         </w:tc>
@@ -1655,7 +1655,7 @@
                 <w:i w:val="0"/>
                 <w:sz w:val="17"/>
               </w:rPr>
-              <w:t>L'ethni de AWA GASSAMA est DIAKHANKE, prière de bien classer cet ethni qui existe soit dans la liste des ethni ou n'éxiste pas comme ethni.</w:t>
+              <w:t>L'ethni de CHEIKHOU DIAKHABY est DIAKHANKE, prière de bien classer cet ethni qui existe soit dans la liste des ethni ou n'éxiste pas comme ethni.</w:t>
             </w:r>
           </w:p>
         </w:tc>
@@ -1745,7 +1745,7 @@
                 <w:i w:val="0"/>
                 <w:sz w:val="17"/>
               </w:rPr>
-              <w:t>L'ethni de BINTOU DIAKHABY est DIAKHANKE, prière de bien classer cet ethni qui existe soit dans la liste des ethni ou n'éxiste pas comme ethni.</w:t>
+              <w:t>L'ethni de FATOUMATA DANFAKHA est DIAKHANKE, prière de bien classer cet ethni qui existe soit dans la liste des ethni ou n'éxiste pas comme ethni.</w:t>
             </w:r>
           </w:p>
         </w:tc>
@@ -1835,7 +1835,7 @@
                 <w:i w:val="0"/>
                 <w:sz w:val="17"/>
               </w:rPr>
-              <w:t>L'ethni de CHEIKHOU DIAKHABY est DIAKHANKE, prière de bien classer cet ethni qui existe soit dans la liste des ethni ou n'éxiste pas comme ethni.</w:t>
+              <w:t>L'ethni de IBRAHIMA GASSAMA est DIAKHANKE, prière de bien classer cet ethni qui existe soit dans la liste des ethni ou n'éxiste pas comme ethni.</w:t>
             </w:r>
           </w:p>
         </w:tc>
@@ -1925,7 +1925,7 @@
                 <w:i w:val="0"/>
                 <w:sz w:val="17"/>
               </w:rPr>
-              <w:t>L'ethni de FATOUMATA DANFAKHA est DIAKHANKE, prière de bien classer cet ethni qui existe soit dans la liste des ethni ou n'éxiste pas comme ethni.</w:t>
+              <w:t>L'ethni de MAMADOU GASSAMA est DIAKHANKÉ, prière de bien classer cet ethni qui existe soit dans la liste des ethni ou n'éxiste pas comme ethni.</w:t>
             </w:r>
           </w:p>
         </w:tc>
@@ -2015,7 +2015,7 @@
                 <w:i w:val="0"/>
                 <w:sz w:val="17"/>
               </w:rPr>
-              <w:t>L'ethni de IBRAHIMA GASSAMA est DIAKHANKE, prière de bien classer cet ethni qui existe soit dans la liste des ethni ou n'éxiste pas comme ethni.</w:t>
+              <w:t>L'ethni de MAMADOU LAMINE GASSAMA est DIAKHANKE, prière de bien classer cet ethni qui existe soit dans la liste des ethni ou n'éxiste pas comme ethni.</w:t>
             </w:r>
           </w:p>
         </w:tc>
@@ -2105,7 +2105,7 @@
                 <w:i w:val="0"/>
                 <w:sz w:val="17"/>
               </w:rPr>
-              <w:t>L'ethni de MAMADOU GASSAMA est DIAKHANKÉ, prière de bien classer cet ethni qui existe soit dans la liste des ethni ou n'éxiste pas comme ethni.</w:t>
+              <w:t>L'ethni de OUMAR GASSAMA 2 est DIAKHANKE, prière de bien classer cet ethni qui existe soit dans la liste des ethni ou n'éxiste pas comme ethni.</w:t>
             </w:r>
           </w:p>
         </w:tc>
@@ -2195,7 +2195,7 @@
                 <w:i w:val="0"/>
                 <w:sz w:val="17"/>
               </w:rPr>
-              <w:t>L'ethni de MAMADOU LAMINE GASSAMA est DIAKHANKE, prière de bien classer cet ethni qui existe soit dans la liste des ethni ou n'éxiste pas comme ethni.</w:t>
+              <w:t>L'ethni de OUMAR GASSAMA est DIAKHANKE, prière de bien classer cet ethni qui existe soit dans la liste des ethni ou n'éxiste pas comme ethni.</w:t>
             </w:r>
           </w:p>
         </w:tc>
@@ -2285,7 +2285,7 @@
                 <w:i w:val="0"/>
                 <w:sz w:val="17"/>
               </w:rPr>
-              <w:t>L'ethni de OUMAR GASSAMA 2 est DIAKHANKE, prière de bien classer cet ethni qui existe soit dans la liste des ethni ou n'éxiste pas comme ethni.</w:t>
+              <w:t>L'ethni de SIRA GASSAMA est DIAKHANKE, prière de bien classer cet ethni qui existe soit dans la liste des ethni ou n'éxiste pas comme ethni.</w:t>
             </w:r>
           </w:p>
         </w:tc>
@@ -2375,7 +2375,7 @@
                 <w:i w:val="0"/>
                 <w:sz w:val="17"/>
               </w:rPr>
-              <w:t>L'ethni de OUMAR GASSAMA est DIAKHANKE, prière de bien classer cet ethni qui existe soit dans la liste des ethni ou n'éxiste pas comme ethni.</w:t>
+              <w:t>L'ethni de SOKHNA SYLLA est DIAKHANKE, prière de bien classer cet ethni qui existe soit dans la liste des ethni ou n'éxiste pas comme ethni.</w:t>
             </w:r>
           </w:p>
         </w:tc>
@@ -2465,7 +2465,7 @@
                 <w:i w:val="0"/>
                 <w:sz w:val="17"/>
               </w:rPr>
-              <w:t>L'ethni de SIRA GASSAMA est DIAKHANKE, prière de bien classer cet ethni qui existe soit dans la liste des ethni ou n'éxiste pas comme ethni.</w:t>
+              <w:t>L'ethni de TIGUITA DIAKHABY est DIAKHANKE, prière de bien classer cet ethni qui existe soit dans la liste des ethni ou n'éxiste pas comme ethni.</w:t>
             </w:r>
           </w:p>
         </w:tc>
@@ -2555,7 +2555,7 @@
                 <w:i w:val="0"/>
                 <w:sz w:val="17"/>
               </w:rPr>
-              <w:t>L'ethni de SOKHNA SYLLA est DIAKHANKE, prière de bien classer cet ethni qui existe soit dans la liste des ethni ou n'éxiste pas comme ethni.</w:t>
+              <w:t>L'ethni de TIGUITA DIAKITE est DIAKHANKE, prière de bien classer cet ethni qui existe soit dans la liste des ethni ou n'éxiste pas comme ethni.</w:t>
             </w:r>
           </w:p>
         </w:tc>
@@ -2614,7 +2614,7 @@
                 <w:color w:val="16A34A"/>
                 <w:sz w:val="16"/>
               </w:rPr>
-              <w:t>s01q16, s01q00b, s01q16_autre</w:t>
+              <w:t>s01q35, s01q36</w:t>
             </w:r>
           </w:p>
         </w:tc>
@@ -2645,7 +2645,7 @@
                 <w:i w:val="0"/>
                 <w:sz w:val="17"/>
               </w:rPr>
-              <w:t>L'ethni de TIGUITA DIAKHABY est DIAKHANKE, prière de bien classer cet ethni qui existe soit dans la liste des ethni ou n'éxiste pas comme ethni.</w:t>
+              <w:t>La catégorie socioprofessionnelle de la mère biologique de  FANTA CISSE n'est pas coherente avec les réponses des questions s01q35 et s01q36, prière de corriger ou de confirmer cette informations avec le QG.</w:t>
             </w:r>
           </w:p>
         </w:tc>
@@ -2735,7 +2735,7 @@
                 <w:i w:val="0"/>
                 <w:sz w:val="17"/>
               </w:rPr>
-              <w:t>L'ethni de TIGUITA DIAKITE est DIAKHANKE, prière de bien classer cet ethni qui existe soit dans la liste des ethni ou n'éxiste pas comme ethni.</w:t>
+              <w:t>L'ethni de FANTA CISSE est DIAKHANKE, prière de bien classer cet ethni qui existe soit dans la liste des ethni ou n'éxiste pas comme ethni.</w:t>
             </w:r>
           </w:p>
         </w:tc>
@@ -2768,7 +2768,7 @@
                 <w:i w:val="0"/>
                 <w:sz w:val="16"/>
               </w:rPr>
-              <w:t>S01</w:t>
+              <w:t>S02</w:t>
               <w:br/>
             </w:r>
             <w:r>
@@ -2778,7 +2778,7 @@
                 <w:color w:val="64748B"/>
                 <w:sz w:val="14"/>
               </w:rPr>
-              <w:t>Démographie</w:t>
+              <w:t>Éducation</w:t>
             </w:r>
           </w:p>
         </w:tc>
@@ -2794,7 +2794,7 @@
                 <w:color w:val="16A34A"/>
                 <w:sz w:val="16"/>
               </w:rPr>
-              <w:t>s01q35, s01q36</w:t>
+              <w:t>—</w:t>
             </w:r>
           </w:p>
         </w:tc>
@@ -2825,7 +2825,7 @@
                 <w:i w:val="0"/>
                 <w:sz w:val="17"/>
               </w:rPr>
-              <w:t>La catégorie socioprofessionnelle de la mère biologique de  FANTA CISSE n'est pas coherente avec les réponses des questions s01q35 et s01q36, prière de corriger ou de confirmer cette informations avec le QG.</w:t>
+              <w:t>Attention!!! le montant payé pour les frais de scolarité ( 11000 FCFA) de BINTOU DIAKHABY  qui fréquente 2ème année de Secondaire 2 Général semble faible.</w:t>
             </w:r>
           </w:p>
         </w:tc>
@@ -2858,7 +2858,7 @@
                 <w:i w:val="0"/>
                 <w:sz w:val="16"/>
               </w:rPr>
-              <w:t>S01</w:t>
+              <w:t>S02</w:t>
               <w:br/>
             </w:r>
             <w:r>
@@ -2868,7 +2868,7 @@
                 <w:color w:val="64748B"/>
                 <w:sz w:val="14"/>
               </w:rPr>
-              <w:t>Démographie</w:t>
+              <w:t>Éducation</w:t>
             </w:r>
           </w:p>
         </w:tc>
@@ -2884,7 +2884,7 @@
                 <w:color w:val="16A34A"/>
                 <w:sz w:val="16"/>
               </w:rPr>
-              <w:t>s01q16, s01q00b, s01q16_autre</w:t>
+              <w:t>—</w:t>
             </w:r>
           </w:p>
         </w:tc>
@@ -2915,7 +2915,7 @@
                 <w:i w:val="0"/>
                 <w:sz w:val="17"/>
               </w:rPr>
-              <w:t>L'ethni de FANTA CISSE est DIAKHANKE, prière de bien classer cet ethni qui existe soit dans la liste des ethni ou n'éxiste pas comme ethni.</w:t>
+              <w:t>Veuillez verifier cette information auprès de l'enquêté ou confirmer avec le QG.</w:t>
             </w:r>
           </w:p>
         </w:tc>
@@ -3005,7 +3005,7 @@
                 <w:i w:val="0"/>
                 <w:sz w:val="17"/>
               </w:rPr>
-              <w:t>Attention!!! le montant payé pour les frais de scolarité ( 11000 FCFA) de BINTOU DIAKHABY  qui fréquente 2ème année de Secondaire 2 Général semble faible.</w:t>
+              <w:t>Attention!!! le montant payé pour les frais de scolarité ( 11000 FCFA) de IBRAHIMA GASSAMA  qui fréquente 1ére année de Primaire semble faible.</w:t>
             </w:r>
           </w:p>
         </w:tc>
@@ -3095,7 +3095,7 @@
                 <w:i w:val="0"/>
                 <w:sz w:val="17"/>
               </w:rPr>
-              <w:t>Veuillez verifier cette information auprès de l'enquêté ou confirmer avec le QG.</w:t>
+              <w:t>Attention!!! le montant payé pour les frais de scolarité ( 11000 FCFA) de MAMADOU GASSAMA  qui fréquente 1ére année de Primaire semble faible.</w:t>
             </w:r>
           </w:p>
         </w:tc>
@@ -3185,7 +3185,7 @@
                 <w:i w:val="0"/>
                 <w:sz w:val="17"/>
               </w:rPr>
-              <w:t>veuillez, s'il vous plait, confirmer la cotisation ( 2000 FCFA) payée de BINTOU DIAKHABY avec le QG ou apporter les corrections nécessaires.</w:t>
+              <w:t>Attention!!! le montant payé pour les frais de scolarité ( 11000 FCFA) de MAMADOU LAMINE GASSAMA  qui fréquente 3ème année de Primaire semble faible.</w:t>
             </w:r>
           </w:p>
         </w:tc>
@@ -3275,7 +3275,7 @@
                 <w:i w:val="0"/>
                 <w:sz w:val="17"/>
               </w:rPr>
-              <w:t>Attention!!! le montant payé pour les frais de scolarité ( 11000 FCFA) de IBRAHIMA GASSAMA  qui fréquente 1ére année de Primaire semble faible.</w:t>
+              <w:t>Attention!!! le montant payé pour les frais de scolarité ( 11000 FCFA) de OUMAR GASSAMA  qui fréquente 2ème année de Primaire semble faible.</w:t>
             </w:r>
           </w:p>
         </w:tc>
@@ -3365,1267 +3365,7 @@
                 <w:i w:val="0"/>
                 <w:sz w:val="17"/>
               </w:rPr>
-              <w:t>veuillez, s'il vous plait, confirmer la cotisation ( 2000 FCFA) payée de IBRAHIMA GASSAMA avec le QG ou apporter les corrections nécessaires.</w:t>
-            </w:r>
-          </w:p>
-        </w:tc>
-      </w:tr>
-      <w:tr>
-        <w:tc>
-          <w:tcPr>
-            <w:tcW w:type="dxa" w:w="964"/>
-          </w:tcPr>
-          <w:p>
-            <w:r>
-              <w:rPr>
-                <w:b/>
-                <w:i w:val="0"/>
-                <w:color w:val="EA580C"/>
-                <w:sz w:val="16"/>
-              </w:rPr>
-              <w:t>Moyenne</w:t>
-            </w:r>
-          </w:p>
-        </w:tc>
-        <w:tc>
-          <w:tcPr>
-            <w:tcW w:type="dxa" w:w="1247"/>
-          </w:tcPr>
-          <w:p>
-            <w:r>
-              <w:rPr>
-                <w:b/>
-                <w:i w:val="0"/>
-                <w:sz w:val="16"/>
-              </w:rPr>
-              <w:t>S02</w:t>
-              <w:br/>
-            </w:r>
-            <w:r>
-              <w:rPr>
-                <w:b w:val="0"/>
-                <w:i w:val="0"/>
-                <w:color w:val="64748B"/>
-                <w:sz w:val="14"/>
-              </w:rPr>
-              <w:t>Éducation</w:t>
-            </w:r>
-          </w:p>
-        </w:tc>
-        <w:tc>
-          <w:tcPr>
-            <w:tcW w:type="dxa" w:w="1531"/>
-          </w:tcPr>
-          <w:p>
-            <w:r>
-              <w:rPr>
-                <w:b/>
-                <w:i w:val="0"/>
-                <w:color w:val="16A34A"/>
-                <w:sz w:val="16"/>
-              </w:rPr>
-              <w:t>—</w:t>
-            </w:r>
-          </w:p>
-        </w:tc>
-        <w:tc>
-          <w:tcPr>
-            <w:tcW w:type="dxa" w:w="1191"/>
-          </w:tcPr>
-          <w:p>
-            <w:r>
-              <w:rPr>
-                <w:b w:val="0"/>
-                <w:i w:val="0"/>
-                <w:color w:val="64748B"/>
-                <w:sz w:val="16"/>
-              </w:rPr>
-              <w:t>GT-CQ</w:t>
-            </w:r>
-          </w:p>
-        </w:tc>
-        <w:tc>
-          <w:tcPr>
-            <w:tcW w:type="dxa" w:w="4706"/>
-          </w:tcPr>
-          <w:p>
-            <w:r>
-              <w:rPr>
-                <w:b w:val="0"/>
-                <w:i w:val="0"/>
-                <w:sz w:val="17"/>
-              </w:rPr>
-              <w:t>Attention!!! le montant payé pour les frais de scolarité ( 11000 FCFA) de MAMADOU GASSAMA  qui fréquente 1ére année de Primaire semble faible.</w:t>
-            </w:r>
-          </w:p>
-        </w:tc>
-      </w:tr>
-      <w:tr>
-        <w:tc>
-          <w:tcPr>
-            <w:tcW w:type="dxa" w:w="964"/>
-          </w:tcPr>
-          <w:p>
-            <w:r>
-              <w:rPr>
-                <w:b/>
-                <w:i w:val="0"/>
-                <w:color w:val="EA580C"/>
-                <w:sz w:val="16"/>
-              </w:rPr>
-              <w:t>Moyenne</w:t>
-            </w:r>
-          </w:p>
-        </w:tc>
-        <w:tc>
-          <w:tcPr>
-            <w:tcW w:type="dxa" w:w="1247"/>
-          </w:tcPr>
-          <w:p>
-            <w:r>
-              <w:rPr>
-                <w:b/>
-                <w:i w:val="0"/>
-                <w:sz w:val="16"/>
-              </w:rPr>
-              <w:t>S02</w:t>
-              <w:br/>
-            </w:r>
-            <w:r>
-              <w:rPr>
-                <w:b w:val="0"/>
-                <w:i w:val="0"/>
-                <w:color w:val="64748B"/>
-                <w:sz w:val="14"/>
-              </w:rPr>
-              <w:t>Éducation</w:t>
-            </w:r>
-          </w:p>
-        </w:tc>
-        <w:tc>
-          <w:tcPr>
-            <w:tcW w:type="dxa" w:w="1531"/>
-          </w:tcPr>
-          <w:p>
-            <w:r>
-              <w:rPr>
-                <w:b/>
-                <w:i w:val="0"/>
-                <w:color w:val="16A34A"/>
-                <w:sz w:val="16"/>
-              </w:rPr>
-              <w:t>—</w:t>
-            </w:r>
-          </w:p>
-        </w:tc>
-        <w:tc>
-          <w:tcPr>
-            <w:tcW w:type="dxa" w:w="1191"/>
-          </w:tcPr>
-          <w:p>
-            <w:r>
-              <w:rPr>
-                <w:b w:val="0"/>
-                <w:i w:val="0"/>
-                <w:color w:val="64748B"/>
-                <w:sz w:val="16"/>
-              </w:rPr>
-              <w:t>GT-CQ</w:t>
-            </w:r>
-          </w:p>
-        </w:tc>
-        <w:tc>
-          <w:tcPr>
-            <w:tcW w:type="dxa" w:w="4706"/>
-          </w:tcPr>
-          <w:p>
-            <w:r>
-              <w:rPr>
-                <w:b w:val="0"/>
-                <w:i w:val="0"/>
-                <w:sz w:val="17"/>
-              </w:rPr>
-              <w:t>veuillez, s'il vous plait, confirmer la cotisation ( 2000 FCFA) payée de MAMADOU GASSAMA avec le QG ou apporter les corrections nécessaires.</w:t>
-            </w:r>
-          </w:p>
-        </w:tc>
-      </w:tr>
-      <w:tr>
-        <w:tc>
-          <w:tcPr>
-            <w:tcW w:type="dxa" w:w="964"/>
-          </w:tcPr>
-          <w:p>
-            <w:r>
-              <w:rPr>
-                <w:b/>
-                <w:i w:val="0"/>
-                <w:color w:val="EA580C"/>
-                <w:sz w:val="16"/>
-              </w:rPr>
-              <w:t>Moyenne</w:t>
-            </w:r>
-          </w:p>
-        </w:tc>
-        <w:tc>
-          <w:tcPr>
-            <w:tcW w:type="dxa" w:w="1247"/>
-          </w:tcPr>
-          <w:p>
-            <w:r>
-              <w:rPr>
-                <w:b/>
-                <w:i w:val="0"/>
-                <w:sz w:val="16"/>
-              </w:rPr>
-              <w:t>S02</w:t>
-              <w:br/>
-            </w:r>
-            <w:r>
-              <w:rPr>
-                <w:b w:val="0"/>
-                <w:i w:val="0"/>
-                <w:color w:val="64748B"/>
-                <w:sz w:val="14"/>
-              </w:rPr>
-              <w:t>Éducation</w:t>
-            </w:r>
-          </w:p>
-        </w:tc>
-        <w:tc>
-          <w:tcPr>
-            <w:tcW w:type="dxa" w:w="1531"/>
-          </w:tcPr>
-          <w:p>
-            <w:r>
-              <w:rPr>
-                <w:b/>
-                <w:i w:val="0"/>
-                <w:color w:val="16A34A"/>
-                <w:sz w:val="16"/>
-              </w:rPr>
-              <w:t>—</w:t>
-            </w:r>
-          </w:p>
-        </w:tc>
-        <w:tc>
-          <w:tcPr>
-            <w:tcW w:type="dxa" w:w="1191"/>
-          </w:tcPr>
-          <w:p>
-            <w:r>
-              <w:rPr>
-                <w:b w:val="0"/>
-                <w:i w:val="0"/>
-                <w:color w:val="64748B"/>
-                <w:sz w:val="16"/>
-              </w:rPr>
-              <w:t>GT-CQ</w:t>
-            </w:r>
-          </w:p>
-        </w:tc>
-        <w:tc>
-          <w:tcPr>
-            <w:tcW w:type="dxa" w:w="4706"/>
-          </w:tcPr>
-          <w:p>
-            <w:r>
-              <w:rPr>
-                <w:b w:val="0"/>
-                <w:i w:val="0"/>
-                <w:sz w:val="17"/>
-              </w:rPr>
-              <w:t>Attention!!! le montant payé pour les frais de scolarité ( 11000 FCFA) de MAMADOU LAMINE GASSAMA  qui fréquente 3ème année de Primaire semble faible.</w:t>
-            </w:r>
-          </w:p>
-        </w:tc>
-      </w:tr>
-      <w:tr>
-        <w:tc>
-          <w:tcPr>
-            <w:tcW w:type="dxa" w:w="964"/>
-          </w:tcPr>
-          <w:p>
-            <w:r>
-              <w:rPr>
-                <w:b/>
-                <w:i w:val="0"/>
-                <w:color w:val="EA580C"/>
-                <w:sz w:val="16"/>
-              </w:rPr>
-              <w:t>Moyenne</w:t>
-            </w:r>
-          </w:p>
-        </w:tc>
-        <w:tc>
-          <w:tcPr>
-            <w:tcW w:type="dxa" w:w="1247"/>
-          </w:tcPr>
-          <w:p>
-            <w:r>
-              <w:rPr>
-                <w:b/>
-                <w:i w:val="0"/>
-                <w:sz w:val="16"/>
-              </w:rPr>
-              <w:t>S02</w:t>
-              <w:br/>
-            </w:r>
-            <w:r>
-              <w:rPr>
-                <w:b w:val="0"/>
-                <w:i w:val="0"/>
-                <w:color w:val="64748B"/>
-                <w:sz w:val="14"/>
-              </w:rPr>
-              <w:t>Éducation</w:t>
-            </w:r>
-          </w:p>
-        </w:tc>
-        <w:tc>
-          <w:tcPr>
-            <w:tcW w:type="dxa" w:w="1531"/>
-          </w:tcPr>
-          <w:p>
-            <w:r>
-              <w:rPr>
-                <w:b/>
-                <w:i w:val="0"/>
-                <w:color w:val="16A34A"/>
-                <w:sz w:val="16"/>
-              </w:rPr>
-              <w:t>—</w:t>
-            </w:r>
-          </w:p>
-        </w:tc>
-        <w:tc>
-          <w:tcPr>
-            <w:tcW w:type="dxa" w:w="1191"/>
-          </w:tcPr>
-          <w:p>
-            <w:r>
-              <w:rPr>
-                <w:b w:val="0"/>
-                <w:i w:val="0"/>
-                <w:color w:val="64748B"/>
-                <w:sz w:val="16"/>
-              </w:rPr>
-              <w:t>GT-CQ</w:t>
-            </w:r>
-          </w:p>
-        </w:tc>
-        <w:tc>
-          <w:tcPr>
-            <w:tcW w:type="dxa" w:w="4706"/>
-          </w:tcPr>
-          <w:p>
-            <w:r>
-              <w:rPr>
-                <w:b w:val="0"/>
-                <w:i w:val="0"/>
-                <w:sz w:val="17"/>
-              </w:rPr>
-              <w:t>veuillez, s'il vous plait, confirmer la cotisation ( 2000 FCFA) payée de MAMADOU LAMINE GASSAMA avec le QG ou apporter les corrections nécessaires.</w:t>
-            </w:r>
-          </w:p>
-        </w:tc>
-      </w:tr>
-      <w:tr>
-        <w:tc>
-          <w:tcPr>
-            <w:tcW w:type="dxa" w:w="964"/>
-          </w:tcPr>
-          <w:p>
-            <w:r>
-              <w:rPr>
-                <w:b/>
-                <w:i w:val="0"/>
-                <w:color w:val="EA580C"/>
-                <w:sz w:val="16"/>
-              </w:rPr>
-              <w:t>Moyenne</w:t>
-            </w:r>
-          </w:p>
-        </w:tc>
-        <w:tc>
-          <w:tcPr>
-            <w:tcW w:type="dxa" w:w="1247"/>
-          </w:tcPr>
-          <w:p>
-            <w:r>
-              <w:rPr>
-                <w:b/>
-                <w:i w:val="0"/>
-                <w:sz w:val="16"/>
-              </w:rPr>
-              <w:t>S02</w:t>
-              <w:br/>
-            </w:r>
-            <w:r>
-              <w:rPr>
-                <w:b w:val="0"/>
-                <w:i w:val="0"/>
-                <w:color w:val="64748B"/>
-                <w:sz w:val="14"/>
-              </w:rPr>
-              <w:t>Éducation</w:t>
-            </w:r>
-          </w:p>
-        </w:tc>
-        <w:tc>
-          <w:tcPr>
-            <w:tcW w:type="dxa" w:w="1531"/>
-          </w:tcPr>
-          <w:p>
-            <w:r>
-              <w:rPr>
-                <w:b/>
-                <w:i w:val="0"/>
-                <w:color w:val="16A34A"/>
-                <w:sz w:val="16"/>
-              </w:rPr>
-              <w:t>—</w:t>
-            </w:r>
-          </w:p>
-        </w:tc>
-        <w:tc>
-          <w:tcPr>
-            <w:tcW w:type="dxa" w:w="1191"/>
-          </w:tcPr>
-          <w:p>
-            <w:r>
-              <w:rPr>
-                <w:b w:val="0"/>
-                <w:i w:val="0"/>
-                <w:color w:val="64748B"/>
-                <w:sz w:val="16"/>
-              </w:rPr>
-              <w:t>GT-CQ</w:t>
-            </w:r>
-          </w:p>
-        </w:tc>
-        <w:tc>
-          <w:tcPr>
-            <w:tcW w:type="dxa" w:w="4706"/>
-          </w:tcPr>
-          <w:p>
-            <w:r>
-              <w:rPr>
-                <w:b w:val="0"/>
-                <w:i w:val="0"/>
-                <w:sz w:val="17"/>
-              </w:rPr>
-              <w:t>Attention!!! le montant payé pour les frais de scolarité ( 11000 FCFA) de OUMAR GASSAMA  qui fréquente 2ème année de Primaire semble faible.</w:t>
-            </w:r>
-          </w:p>
-        </w:tc>
-      </w:tr>
-      <w:tr>
-        <w:tc>
-          <w:tcPr>
-            <w:tcW w:type="dxa" w:w="964"/>
-          </w:tcPr>
-          <w:p>
-            <w:r>
-              <w:rPr>
-                <w:b/>
-                <w:i w:val="0"/>
-                <w:color w:val="EA580C"/>
-                <w:sz w:val="16"/>
-              </w:rPr>
-              <w:t>Moyenne</w:t>
-            </w:r>
-          </w:p>
-        </w:tc>
-        <w:tc>
-          <w:tcPr>
-            <w:tcW w:type="dxa" w:w="1247"/>
-          </w:tcPr>
-          <w:p>
-            <w:r>
-              <w:rPr>
-                <w:b/>
-                <w:i w:val="0"/>
-                <w:sz w:val="16"/>
-              </w:rPr>
-              <w:t>S02</w:t>
-              <w:br/>
-            </w:r>
-            <w:r>
-              <w:rPr>
-                <w:b w:val="0"/>
-                <w:i w:val="0"/>
-                <w:color w:val="64748B"/>
-                <w:sz w:val="14"/>
-              </w:rPr>
-              <w:t>Éducation</w:t>
-            </w:r>
-          </w:p>
-        </w:tc>
-        <w:tc>
-          <w:tcPr>
-            <w:tcW w:type="dxa" w:w="1531"/>
-          </w:tcPr>
-          <w:p>
-            <w:r>
-              <w:rPr>
-                <w:b/>
-                <w:i w:val="0"/>
-                <w:color w:val="16A34A"/>
-                <w:sz w:val="16"/>
-              </w:rPr>
-              <w:t>—</w:t>
-            </w:r>
-          </w:p>
-        </w:tc>
-        <w:tc>
-          <w:tcPr>
-            <w:tcW w:type="dxa" w:w="1191"/>
-          </w:tcPr>
-          <w:p>
-            <w:r>
-              <w:rPr>
-                <w:b w:val="0"/>
-                <w:i w:val="0"/>
-                <w:color w:val="64748B"/>
-                <w:sz w:val="16"/>
-              </w:rPr>
-              <w:t>GT-CQ</w:t>
-            </w:r>
-          </w:p>
-        </w:tc>
-        <w:tc>
-          <w:tcPr>
-            <w:tcW w:type="dxa" w:w="4706"/>
-          </w:tcPr>
-          <w:p>
-            <w:r>
-              <w:rPr>
-                <w:b w:val="0"/>
-                <w:i w:val="0"/>
-                <w:sz w:val="17"/>
-              </w:rPr>
-              <w:t>veuillez, s'il vous plait, confirmer la cotisation ( 2000 FCFA) payée de OUMAR GASSAMA avec le QG ou apporter les corrections nécessaires.</w:t>
-            </w:r>
-          </w:p>
-        </w:tc>
-      </w:tr>
-      <w:tr>
-        <w:tc>
-          <w:tcPr>
-            <w:tcW w:type="dxa" w:w="964"/>
-          </w:tcPr>
-          <w:p>
-            <w:r>
-              <w:rPr>
-                <w:b/>
-                <w:i w:val="0"/>
-                <w:color w:val="EA580C"/>
-                <w:sz w:val="16"/>
-              </w:rPr>
-              <w:t>Moyenne</w:t>
-            </w:r>
-          </w:p>
-        </w:tc>
-        <w:tc>
-          <w:tcPr>
-            <w:tcW w:type="dxa" w:w="1247"/>
-          </w:tcPr>
-          <w:p>
-            <w:r>
-              <w:rPr>
-                <w:b/>
-                <w:i w:val="0"/>
-                <w:sz w:val="16"/>
-              </w:rPr>
-              <w:t>S02</w:t>
-              <w:br/>
-            </w:r>
-            <w:r>
-              <w:rPr>
-                <w:b w:val="0"/>
-                <w:i w:val="0"/>
-                <w:color w:val="64748B"/>
-                <w:sz w:val="14"/>
-              </w:rPr>
-              <w:t>Éducation</w:t>
-            </w:r>
-          </w:p>
-        </w:tc>
-        <w:tc>
-          <w:tcPr>
-            <w:tcW w:type="dxa" w:w="1531"/>
-          </w:tcPr>
-          <w:p>
-            <w:r>
-              <w:rPr>
-                <w:b/>
-                <w:i w:val="0"/>
-                <w:color w:val="16A34A"/>
-                <w:sz w:val="16"/>
-              </w:rPr>
-              <w:t>—</w:t>
-            </w:r>
-          </w:p>
-        </w:tc>
-        <w:tc>
-          <w:tcPr>
-            <w:tcW w:type="dxa" w:w="1191"/>
-          </w:tcPr>
-          <w:p>
-            <w:r>
-              <w:rPr>
-                <w:b w:val="0"/>
-                <w:i w:val="0"/>
-                <w:color w:val="64748B"/>
-                <w:sz w:val="16"/>
-              </w:rPr>
-              <w:t>GT-CQ</w:t>
-            </w:r>
-          </w:p>
-        </w:tc>
-        <w:tc>
-          <w:tcPr>
-            <w:tcW w:type="dxa" w:w="4706"/>
-          </w:tcPr>
-          <w:p>
-            <w:r>
-              <w:rPr>
-                <w:b w:val="0"/>
-                <w:i w:val="0"/>
-                <w:sz w:val="17"/>
-              </w:rPr>
               <w:t>Attention!!! le montant payé pour les frais de scolarité ( 11000 FCFA) de OUMAR GASSAMA 2  qui fréquente 3ème année de Primaire semble faible.</w:t>
-            </w:r>
-          </w:p>
-        </w:tc>
-      </w:tr>
-      <w:tr>
-        <w:tc>
-          <w:tcPr>
-            <w:tcW w:type="dxa" w:w="964"/>
-          </w:tcPr>
-          <w:p>
-            <w:r>
-              <w:rPr>
-                <w:b/>
-                <w:i w:val="0"/>
-                <w:color w:val="EA580C"/>
-                <w:sz w:val="16"/>
-              </w:rPr>
-              <w:t>Moyenne</w:t>
-            </w:r>
-          </w:p>
-        </w:tc>
-        <w:tc>
-          <w:tcPr>
-            <w:tcW w:type="dxa" w:w="1247"/>
-          </w:tcPr>
-          <w:p>
-            <w:r>
-              <w:rPr>
-                <w:b/>
-                <w:i w:val="0"/>
-                <w:sz w:val="16"/>
-              </w:rPr>
-              <w:t>S02</w:t>
-              <w:br/>
-            </w:r>
-            <w:r>
-              <w:rPr>
-                <w:b w:val="0"/>
-                <w:i w:val="0"/>
-                <w:color w:val="64748B"/>
-                <w:sz w:val="14"/>
-              </w:rPr>
-              <w:t>Éducation</w:t>
-            </w:r>
-          </w:p>
-        </w:tc>
-        <w:tc>
-          <w:tcPr>
-            <w:tcW w:type="dxa" w:w="1531"/>
-          </w:tcPr>
-          <w:p>
-            <w:r>
-              <w:rPr>
-                <w:b/>
-                <w:i w:val="0"/>
-                <w:color w:val="16A34A"/>
-                <w:sz w:val="16"/>
-              </w:rPr>
-              <w:t>—</w:t>
-            </w:r>
-          </w:p>
-        </w:tc>
-        <w:tc>
-          <w:tcPr>
-            <w:tcW w:type="dxa" w:w="1191"/>
-          </w:tcPr>
-          <w:p>
-            <w:r>
-              <w:rPr>
-                <w:b w:val="0"/>
-                <w:i w:val="0"/>
-                <w:color w:val="64748B"/>
-                <w:sz w:val="16"/>
-              </w:rPr>
-              <w:t>GT-CQ</w:t>
-            </w:r>
-          </w:p>
-        </w:tc>
-        <w:tc>
-          <w:tcPr>
-            <w:tcW w:type="dxa" w:w="4706"/>
-          </w:tcPr>
-          <w:p>
-            <w:r>
-              <w:rPr>
-                <w:b w:val="0"/>
-                <w:i w:val="0"/>
-                <w:sz w:val="17"/>
-              </w:rPr>
-              <w:t>veuillez, s'il vous plait, confirmer la cotisation ( 2000 FCFA) payée de OUMAR GASSAMA 2 avec le QG ou apporter les corrections nécessaires.</w:t>
-            </w:r>
-          </w:p>
-        </w:tc>
-      </w:tr>
-      <w:tr>
-        <w:tc>
-          <w:tcPr>
-            <w:tcW w:type="dxa" w:w="964"/>
-          </w:tcPr>
-          <w:p>
-            <w:r>
-              <w:rPr>
-                <w:b/>
-                <w:i w:val="0"/>
-                <w:color w:val="EA580C"/>
-                <w:sz w:val="16"/>
-              </w:rPr>
-              <w:t>Moyenne</w:t>
-            </w:r>
-          </w:p>
-        </w:tc>
-        <w:tc>
-          <w:tcPr>
-            <w:tcW w:type="dxa" w:w="1247"/>
-          </w:tcPr>
-          <w:p>
-            <w:r>
-              <w:rPr>
-                <w:b/>
-                <w:i w:val="0"/>
-                <w:sz w:val="16"/>
-              </w:rPr>
-              <w:t>S02</w:t>
-              <w:br/>
-            </w:r>
-            <w:r>
-              <w:rPr>
-                <w:b w:val="0"/>
-                <w:i w:val="0"/>
-                <w:color w:val="64748B"/>
-                <w:sz w:val="14"/>
-              </w:rPr>
-              <w:t>Éducation</w:t>
-            </w:r>
-          </w:p>
-        </w:tc>
-        <w:tc>
-          <w:tcPr>
-            <w:tcW w:type="dxa" w:w="1531"/>
-          </w:tcPr>
-          <w:p>
-            <w:r>
-              <w:rPr>
-                <w:b/>
-                <w:i w:val="0"/>
-                <w:color w:val="16A34A"/>
-                <w:sz w:val="16"/>
-              </w:rPr>
-              <w:t>—</w:t>
-            </w:r>
-          </w:p>
-        </w:tc>
-        <w:tc>
-          <w:tcPr>
-            <w:tcW w:type="dxa" w:w="1191"/>
-          </w:tcPr>
-          <w:p>
-            <w:r>
-              <w:rPr>
-                <w:b w:val="0"/>
-                <w:i w:val="0"/>
-                <w:color w:val="64748B"/>
-                <w:sz w:val="16"/>
-              </w:rPr>
-              <w:t>GT-CQ</w:t>
-            </w:r>
-          </w:p>
-        </w:tc>
-        <w:tc>
-          <w:tcPr>
-            <w:tcW w:type="dxa" w:w="4706"/>
-          </w:tcPr>
-          <w:p>
-            <w:r>
-              <w:rPr>
-                <w:b w:val="0"/>
-                <w:i w:val="0"/>
-                <w:sz w:val="17"/>
-              </w:rPr>
-              <w:t>veuillez, s'il vous plait, confirmer les frais de scolarité ( 5000 FCFA) payée de CHEIKHOU DIAKHABY avec le QG ou apporter les corrections nécessaires.</w:t>
-            </w:r>
-          </w:p>
-        </w:tc>
-      </w:tr>
-      <w:tr>
-        <w:tc>
-          <w:tcPr>
-            <w:tcW w:type="dxa" w:w="964"/>
-          </w:tcPr>
-          <w:p>
-            <w:r>
-              <w:rPr>
-                <w:b/>
-                <w:i w:val="0"/>
-                <w:color w:val="EA580C"/>
-                <w:sz w:val="16"/>
-              </w:rPr>
-              <w:t>Moyenne</w:t>
-            </w:r>
-          </w:p>
-        </w:tc>
-        <w:tc>
-          <w:tcPr>
-            <w:tcW w:type="dxa" w:w="1247"/>
-          </w:tcPr>
-          <w:p>
-            <w:r>
-              <w:rPr>
-                <w:b/>
-                <w:i w:val="0"/>
-                <w:sz w:val="16"/>
-              </w:rPr>
-              <w:t>S02</w:t>
-              <w:br/>
-            </w:r>
-            <w:r>
-              <w:rPr>
-                <w:b w:val="0"/>
-                <w:i w:val="0"/>
-                <w:color w:val="64748B"/>
-                <w:sz w:val="14"/>
-              </w:rPr>
-              <w:t>Éducation</w:t>
-            </w:r>
-          </w:p>
-        </w:tc>
-        <w:tc>
-          <w:tcPr>
-            <w:tcW w:type="dxa" w:w="1531"/>
-          </w:tcPr>
-          <w:p>
-            <w:r>
-              <w:rPr>
-                <w:b/>
-                <w:i w:val="0"/>
-                <w:color w:val="16A34A"/>
-                <w:sz w:val="16"/>
-              </w:rPr>
-              <w:t>—</w:t>
-            </w:r>
-          </w:p>
-        </w:tc>
-        <w:tc>
-          <w:tcPr>
-            <w:tcW w:type="dxa" w:w="1191"/>
-          </w:tcPr>
-          <w:p>
-            <w:r>
-              <w:rPr>
-                <w:b w:val="0"/>
-                <w:i w:val="0"/>
-                <w:color w:val="64748B"/>
-                <w:sz w:val="16"/>
-              </w:rPr>
-              <w:t>GT-CQ</w:t>
-            </w:r>
-          </w:p>
-        </w:tc>
-        <w:tc>
-          <w:tcPr>
-            <w:tcW w:type="dxa" w:w="4706"/>
-          </w:tcPr>
-          <w:p>
-            <w:r>
-              <w:rPr>
-                <w:b w:val="0"/>
-                <w:i w:val="0"/>
-                <w:sz w:val="17"/>
-              </w:rPr>
-              <w:t>veuillez, s'il vous plait, confirmer les frais de scolarité ( 5000 FCFA) payée de FANTA CISSE avec le QG ou apporter les corrections nécessaires.</w:t>
-            </w:r>
-          </w:p>
-        </w:tc>
-      </w:tr>
-      <w:tr>
-        <w:tc>
-          <w:tcPr>
-            <w:tcW w:type="dxa" w:w="964"/>
-          </w:tcPr>
-          <w:p>
-            <w:r>
-              <w:rPr>
-                <w:b/>
-                <w:i w:val="0"/>
-                <w:color w:val="EA580C"/>
-                <w:sz w:val="16"/>
-              </w:rPr>
-              <w:t>Moyenne</w:t>
-            </w:r>
-          </w:p>
-        </w:tc>
-        <w:tc>
-          <w:tcPr>
-            <w:tcW w:type="dxa" w:w="1247"/>
-          </w:tcPr>
-          <w:p>
-            <w:r>
-              <w:rPr>
-                <w:b/>
-                <w:i w:val="0"/>
-                <w:sz w:val="16"/>
-              </w:rPr>
-              <w:t>S02</w:t>
-              <w:br/>
-            </w:r>
-            <w:r>
-              <w:rPr>
-                <w:b w:val="0"/>
-                <w:i w:val="0"/>
-                <w:color w:val="64748B"/>
-                <w:sz w:val="14"/>
-              </w:rPr>
-              <w:t>Éducation</w:t>
-            </w:r>
-          </w:p>
-        </w:tc>
-        <w:tc>
-          <w:tcPr>
-            <w:tcW w:type="dxa" w:w="1531"/>
-          </w:tcPr>
-          <w:p>
-            <w:r>
-              <w:rPr>
-                <w:b/>
-                <w:i w:val="0"/>
-                <w:color w:val="16A34A"/>
-                <w:sz w:val="16"/>
-              </w:rPr>
-              <w:t>—</w:t>
-            </w:r>
-          </w:p>
-        </w:tc>
-        <w:tc>
-          <w:tcPr>
-            <w:tcW w:type="dxa" w:w="1191"/>
-          </w:tcPr>
-          <w:p>
-            <w:r>
-              <w:rPr>
-                <w:b w:val="0"/>
-                <w:i w:val="0"/>
-                <w:color w:val="64748B"/>
-                <w:sz w:val="16"/>
-              </w:rPr>
-              <w:t>GT-CQ</w:t>
-            </w:r>
-          </w:p>
-        </w:tc>
-        <w:tc>
-          <w:tcPr>
-            <w:tcW w:type="dxa" w:w="4706"/>
-          </w:tcPr>
-          <w:p>
-            <w:r>
-              <w:rPr>
-                <w:b w:val="0"/>
-                <w:i w:val="0"/>
-                <w:sz w:val="17"/>
-              </w:rPr>
-              <w:t>veuillez, s'il vous plait, confirmer les frais de scolarité ( 5000 FCFA) payée de FATOUMATA DANFAKHA avec le QG ou apporter les corrections nécessaires.</w:t>
-            </w:r>
-          </w:p>
-        </w:tc>
-      </w:tr>
-      <w:tr>
-        <w:tc>
-          <w:tcPr>
-            <w:tcW w:type="dxa" w:w="964"/>
-          </w:tcPr>
-          <w:p>
-            <w:r>
-              <w:rPr>
-                <w:b/>
-                <w:i w:val="0"/>
-                <w:color w:val="EA580C"/>
-                <w:sz w:val="16"/>
-              </w:rPr>
-              <w:t>Moyenne</w:t>
-            </w:r>
-          </w:p>
-        </w:tc>
-        <w:tc>
-          <w:tcPr>
-            <w:tcW w:type="dxa" w:w="1247"/>
-          </w:tcPr>
-          <w:p>
-            <w:r>
-              <w:rPr>
-                <w:b/>
-                <w:i w:val="0"/>
-                <w:sz w:val="16"/>
-              </w:rPr>
-              <w:t>S02</w:t>
-              <w:br/>
-            </w:r>
-            <w:r>
-              <w:rPr>
-                <w:b w:val="0"/>
-                <w:i w:val="0"/>
-                <w:color w:val="64748B"/>
-                <w:sz w:val="14"/>
-              </w:rPr>
-              <w:t>Éducation</w:t>
-            </w:r>
-          </w:p>
-        </w:tc>
-        <w:tc>
-          <w:tcPr>
-            <w:tcW w:type="dxa" w:w="1531"/>
-          </w:tcPr>
-          <w:p>
-            <w:r>
-              <w:rPr>
-                <w:b/>
-                <w:i w:val="0"/>
-                <w:color w:val="16A34A"/>
-                <w:sz w:val="16"/>
-              </w:rPr>
-              <w:t>—</w:t>
-            </w:r>
-          </w:p>
-        </w:tc>
-        <w:tc>
-          <w:tcPr>
-            <w:tcW w:type="dxa" w:w="1191"/>
-          </w:tcPr>
-          <w:p>
-            <w:r>
-              <w:rPr>
-                <w:b w:val="0"/>
-                <w:i w:val="0"/>
-                <w:color w:val="64748B"/>
-                <w:sz w:val="16"/>
-              </w:rPr>
-              <w:t>GT-CQ</w:t>
-            </w:r>
-          </w:p>
-        </w:tc>
-        <w:tc>
-          <w:tcPr>
-            <w:tcW w:type="dxa" w:w="4706"/>
-          </w:tcPr>
-          <w:p>
-            <w:r>
-              <w:rPr>
-                <w:b w:val="0"/>
-                <w:i w:val="0"/>
-                <w:sz w:val="17"/>
-              </w:rPr>
-              <w:t>veuillez, s'il vous plait, confirmer les frais de scolarité ( 5000 FCFA) payée de SIRA GASSAMA avec le QG ou apporter les corrections nécessaires.</w:t>
-            </w:r>
-          </w:p>
-        </w:tc>
-      </w:tr>
-      <w:tr>
-        <w:tc>
-          <w:tcPr>
-            <w:tcW w:type="dxa" w:w="964"/>
-          </w:tcPr>
-          <w:p>
-            <w:r>
-              <w:rPr>
-                <w:b/>
-                <w:i w:val="0"/>
-                <w:color w:val="EA580C"/>
-                <w:sz w:val="16"/>
-              </w:rPr>
-              <w:t>Moyenne</w:t>
-            </w:r>
-          </w:p>
-        </w:tc>
-        <w:tc>
-          <w:tcPr>
-            <w:tcW w:type="dxa" w:w="1247"/>
-          </w:tcPr>
-          <w:p>
-            <w:r>
-              <w:rPr>
-                <w:b/>
-                <w:i w:val="0"/>
-                <w:sz w:val="16"/>
-              </w:rPr>
-              <w:t>S02</w:t>
-              <w:br/>
-            </w:r>
-            <w:r>
-              <w:rPr>
-                <w:b w:val="0"/>
-                <w:i w:val="0"/>
-                <w:color w:val="64748B"/>
-                <w:sz w:val="14"/>
-              </w:rPr>
-              <w:t>Éducation</w:t>
-            </w:r>
-          </w:p>
-        </w:tc>
-        <w:tc>
-          <w:tcPr>
-            <w:tcW w:type="dxa" w:w="1531"/>
-          </w:tcPr>
-          <w:p>
-            <w:r>
-              <w:rPr>
-                <w:b/>
-                <w:i w:val="0"/>
-                <w:color w:val="16A34A"/>
-                <w:sz w:val="16"/>
-              </w:rPr>
-              <w:t>—</w:t>
-            </w:r>
-          </w:p>
-        </w:tc>
-        <w:tc>
-          <w:tcPr>
-            <w:tcW w:type="dxa" w:w="1191"/>
-          </w:tcPr>
-          <w:p>
-            <w:r>
-              <w:rPr>
-                <w:b w:val="0"/>
-                <w:i w:val="0"/>
-                <w:color w:val="64748B"/>
-                <w:sz w:val="16"/>
-              </w:rPr>
-              <w:t>GT-CQ</w:t>
-            </w:r>
-          </w:p>
-        </w:tc>
-        <w:tc>
-          <w:tcPr>
-            <w:tcW w:type="dxa" w:w="4706"/>
-          </w:tcPr>
-          <w:p>
-            <w:r>
-              <w:rPr>
-                <w:b w:val="0"/>
-                <w:i w:val="0"/>
-                <w:sz w:val="17"/>
-              </w:rPr>
-              <w:t>veuillez, s'il vous plait, confirmer les frais de scolarité ( 5000 FCFA) payée de TIGUITA DIAKHABY avec le QG ou apporter les corrections nécessaires.</w:t>
-            </w:r>
-          </w:p>
-        </w:tc>
-      </w:tr>
-      <w:tr>
-        <w:tc>
-          <w:tcPr>
-            <w:tcW w:type="dxa" w:w="964"/>
-          </w:tcPr>
-          <w:p>
-            <w:r>
-              <w:rPr>
-                <w:b/>
-                <w:i w:val="0"/>
-                <w:color w:val="EA580C"/>
-                <w:sz w:val="16"/>
-              </w:rPr>
-              <w:t>Moyenne</w:t>
-            </w:r>
-          </w:p>
-        </w:tc>
-        <w:tc>
-          <w:tcPr>
-            <w:tcW w:type="dxa" w:w="1247"/>
-          </w:tcPr>
-          <w:p>
-            <w:r>
-              <w:rPr>
-                <w:b/>
-                <w:i w:val="0"/>
-                <w:sz w:val="16"/>
-              </w:rPr>
-              <w:t>S02</w:t>
-              <w:br/>
-            </w:r>
-            <w:r>
-              <w:rPr>
-                <w:b w:val="0"/>
-                <w:i w:val="0"/>
-                <w:color w:val="64748B"/>
-                <w:sz w:val="14"/>
-              </w:rPr>
-              <w:t>Éducation</w:t>
-            </w:r>
-          </w:p>
-        </w:tc>
-        <w:tc>
-          <w:tcPr>
-            <w:tcW w:type="dxa" w:w="1531"/>
-          </w:tcPr>
-          <w:p>
-            <w:r>
-              <w:rPr>
-                <w:b/>
-                <w:i w:val="0"/>
-                <w:color w:val="16A34A"/>
-                <w:sz w:val="16"/>
-              </w:rPr>
-              <w:t>—</w:t>
-            </w:r>
-          </w:p>
-        </w:tc>
-        <w:tc>
-          <w:tcPr>
-            <w:tcW w:type="dxa" w:w="1191"/>
-          </w:tcPr>
-          <w:p>
-            <w:r>
-              <w:rPr>
-                <w:b w:val="0"/>
-                <w:i w:val="0"/>
-                <w:color w:val="64748B"/>
-                <w:sz w:val="16"/>
-              </w:rPr>
-              <w:t>GT-CQ</w:t>
-            </w:r>
-          </w:p>
-        </w:tc>
-        <w:tc>
-          <w:tcPr>
-            <w:tcW w:type="dxa" w:w="4706"/>
-          </w:tcPr>
-          <w:p>
-            <w:r>
-              <w:rPr>
-                <w:b w:val="0"/>
-                <w:i w:val="0"/>
-                <w:sz w:val="17"/>
-              </w:rPr>
-              <w:t>veuillez, s'il vous plait, confirmer les frais de scolarité ( 5000 FCFA) payée de TIGUITA DIAKITE avec le QG ou apporter les corrections nécessaires.</w:t>
             </w:r>
           </w:p>
         </w:tc>
